--- a/tillsyn/A 25936-2025 tillsynsbegäran.docx
+++ b/tillsyn/A 25936-2025 tillsynsbegäran.docx
@@ -218,7 +218,7 @@
     <w:r>
       <w:tab/>
       <w:tab/>
-      <w:t>2025-11-08</w:t>
+      <w:t>2025-11-09</w:t>
       <w:br/>
       <w:br/>
     </w:r>

--- a/tillsyn/A 25936-2025 tillsynsbegäran.docx
+++ b/tillsyn/A 25936-2025 tillsynsbegäran.docx
@@ -218,7 +218,7 @@
     <w:r>
       <w:tab/>
       <w:tab/>
-      <w:t>2025-11-09</w:t>
+      <w:t>2025-11-10</w:t>
       <w:br/>
       <w:br/>
     </w:r>

--- a/tillsyn/A 25936-2025 tillsynsbegäran.docx
+++ b/tillsyn/A 25936-2025 tillsynsbegäran.docx
@@ -218,7 +218,7 @@
     <w:r>
       <w:tab/>
       <w:tab/>
-      <w:t>2025-11-10</w:t>
+      <w:t>2025-11-11</w:t>
       <w:br/>
       <w:br/>
     </w:r>

--- a/tillsyn/A 25936-2025 tillsynsbegäran.docx
+++ b/tillsyn/A 25936-2025 tillsynsbegäran.docx
@@ -218,7 +218,7 @@
     <w:r>
       <w:tab/>
       <w:tab/>
-      <w:t>2025-11-11</w:t>
+      <w:t>2025-11-12</w:t>
       <w:br/>
       <w:br/>
     </w:r>

--- a/tillsyn/A 25936-2025 tillsynsbegäran.docx
+++ b/tillsyn/A 25936-2025 tillsynsbegäran.docx
@@ -218,7 +218,7 @@
     <w:r>
       <w:tab/>
       <w:tab/>
-      <w:t>2025-11-12</w:t>
+      <w:t>2025-11-13</w:t>
       <w:br/>
       <w:br/>
     </w:r>

--- a/tillsyn/A 25936-2025 tillsynsbegäran.docx
+++ b/tillsyn/A 25936-2025 tillsynsbegäran.docx
@@ -218,7 +218,7 @@
     <w:r>
       <w:tab/>
       <w:tab/>
-      <w:t>2025-11-13</w:t>
+      <w:t>2025-11-14</w:t>
       <w:br/>
       <w:br/>
     </w:r>

--- a/tillsyn/A 25936-2025 tillsynsbegäran.docx
+++ b/tillsyn/A 25936-2025 tillsynsbegäran.docx
@@ -218,7 +218,7 @@
     <w:r>
       <w:tab/>
       <w:tab/>
-      <w:t>2025-11-14</w:t>
+      <w:t>2025-11-15</w:t>
       <w:br/>
       <w:br/>
     </w:r>

--- a/tillsyn/A 25936-2025 tillsynsbegäran.docx
+++ b/tillsyn/A 25936-2025 tillsynsbegäran.docx
@@ -218,7 +218,7 @@
     <w:r>
       <w:tab/>
       <w:tab/>
-      <w:t>2025-11-15</w:t>
+      <w:t>2025-11-20</w:t>
       <w:br/>
       <w:br/>
     </w:r>

--- a/tillsyn/A 25936-2025 tillsynsbegäran.docx
+++ b/tillsyn/A 25936-2025 tillsynsbegäran.docx
@@ -218,7 +218,7 @@
     <w:r>
       <w:tab/>
       <w:tab/>
-      <w:t>2025-11-20</w:t>
+      <w:t>2025-11-21</w:t>
       <w:br/>
       <w:br/>
     </w:r>

--- a/tillsyn/A 25936-2025 tillsynsbegäran.docx
+++ b/tillsyn/A 25936-2025 tillsynsbegäran.docx
@@ -218,7 +218,7 @@
     <w:r>
       <w:tab/>
       <w:tab/>
-      <w:t>2025-11-21</w:t>
+      <w:t>2025-11-22</w:t>
       <w:br/>
       <w:br/>
     </w:r>

--- a/tillsyn/A 25936-2025 tillsynsbegäran.docx
+++ b/tillsyn/A 25936-2025 tillsynsbegäran.docx
@@ -218,7 +218,7 @@
     <w:r>
       <w:tab/>
       <w:tab/>
-      <w:t>2025-11-22</w:t>
+      <w:t>2025-11-23</w:t>
       <w:br/>
       <w:br/>
     </w:r>

--- a/tillsyn/A 25936-2025 tillsynsbegäran.docx
+++ b/tillsyn/A 25936-2025 tillsynsbegäran.docx
@@ -218,7 +218,7 @@
     <w:r>
       <w:tab/>
       <w:tab/>
-      <w:t>2025-11-23</w:t>
+      <w:t>2025-11-24</w:t>
       <w:br/>
       <w:br/>
     </w:r>

--- a/tillsyn/A 25936-2025 tillsynsbegäran.docx
+++ b/tillsyn/A 25936-2025 tillsynsbegäran.docx
@@ -218,7 +218,7 @@
     <w:r>
       <w:tab/>
       <w:tab/>
-      <w:t>2025-11-24</w:t>
+      <w:t>2025-11-25</w:t>
       <w:br/>
       <w:br/>
     </w:r>

--- a/tillsyn/A 25936-2025 tillsynsbegäran.docx
+++ b/tillsyn/A 25936-2025 tillsynsbegäran.docx
@@ -218,7 +218,7 @@
     <w:r>
       <w:tab/>
       <w:tab/>
-      <w:t>2025-11-25</w:t>
+      <w:t>2025-11-26</w:t>
       <w:br/>
       <w:br/>
     </w:r>

--- a/tillsyn/A 25936-2025 tillsynsbegäran.docx
+++ b/tillsyn/A 25936-2025 tillsynsbegäran.docx
@@ -218,7 +218,7 @@
     <w:r>
       <w:tab/>
       <w:tab/>
-      <w:t>2025-11-26</w:t>
+      <w:t>2025-11-27</w:t>
       <w:br/>
       <w:br/>
     </w:r>

--- a/tillsyn/A 25936-2025 tillsynsbegäran.docx
+++ b/tillsyn/A 25936-2025 tillsynsbegäran.docx
@@ -218,7 +218,7 @@
     <w:r>
       <w:tab/>
       <w:tab/>
-      <w:t>2025-11-27</w:t>
+      <w:t>2025-11-28</w:t>
       <w:br/>
       <w:br/>
     </w:r>

--- a/tillsyn/A 25936-2025 tillsynsbegäran.docx
+++ b/tillsyn/A 25936-2025 tillsynsbegäran.docx
@@ -218,7 +218,7 @@
     <w:r>
       <w:tab/>
       <w:tab/>
-      <w:t>2025-11-28</w:t>
+      <w:t>2025-11-29</w:t>
       <w:br/>
       <w:br/>
     </w:r>

--- a/tillsyn/A 25936-2025 tillsynsbegäran.docx
+++ b/tillsyn/A 25936-2025 tillsynsbegäran.docx
@@ -218,7 +218,7 @@
     <w:r>
       <w:tab/>
       <w:tab/>
-      <w:t>2025-11-29</w:t>
+      <w:t>2025-11-30</w:t>
       <w:br/>
       <w:br/>
     </w:r>

--- a/tillsyn/A 25936-2025 tillsynsbegäran.docx
+++ b/tillsyn/A 25936-2025 tillsynsbegäran.docx
@@ -218,7 +218,7 @@
     <w:r>
       <w:tab/>
       <w:tab/>
-      <w:t>2025-11-30</w:t>
+      <w:t>2025-12-01</w:t>
       <w:br/>
       <w:br/>
     </w:r>

--- a/tillsyn/A 25936-2025 tillsynsbegäran.docx
+++ b/tillsyn/A 25936-2025 tillsynsbegäran.docx
@@ -218,7 +218,7 @@
     <w:r>
       <w:tab/>
       <w:tab/>
-      <w:t>2025-12-01</w:t>
+      <w:t>2025-12-02</w:t>
       <w:br/>
       <w:br/>
     </w:r>

--- a/tillsyn/A 25936-2025 tillsynsbegäran.docx
+++ b/tillsyn/A 25936-2025 tillsynsbegäran.docx
@@ -218,7 +218,7 @@
     <w:r>
       <w:tab/>
       <w:tab/>
-      <w:t>2025-12-02</w:t>
+      <w:t>2025-12-03</w:t>
       <w:br/>
       <w:br/>
     </w:r>

--- a/tillsyn/A 25936-2025 tillsynsbegäran.docx
+++ b/tillsyn/A 25936-2025 tillsynsbegäran.docx
@@ -218,7 +218,7 @@
     <w:r>
       <w:tab/>
       <w:tab/>
-      <w:t>2025-12-03</w:t>
+      <w:t>2025-12-04</w:t>
       <w:br/>
       <w:br/>
     </w:r>

--- a/tillsyn/A 25936-2025 tillsynsbegäran.docx
+++ b/tillsyn/A 25936-2025 tillsynsbegäran.docx
@@ -218,7 +218,7 @@
     <w:r>
       <w:tab/>
       <w:tab/>
-      <w:t>2025-12-04</w:t>
+      <w:t>2025-12-05</w:t>
       <w:br/>
       <w:br/>
     </w:r>

--- a/tillsyn/A 25936-2025 tillsynsbegäran.docx
+++ b/tillsyn/A 25936-2025 tillsynsbegäran.docx
@@ -218,7 +218,7 @@
     <w:r>
       <w:tab/>
       <w:tab/>
-      <w:t>2025-12-05</w:t>
+      <w:t>2025-12-06</w:t>
       <w:br/>
       <w:br/>
     </w:r>

--- a/tillsyn/A 25936-2025 tillsynsbegäran.docx
+++ b/tillsyn/A 25936-2025 tillsynsbegäran.docx
@@ -218,7 +218,7 @@
     <w:r>
       <w:tab/>
       <w:tab/>
-      <w:t>2025-12-06</w:t>
+      <w:t>2025-12-07</w:t>
       <w:br/>
       <w:br/>
     </w:r>

--- a/tillsyn/A 25936-2025 tillsynsbegäran.docx
+++ b/tillsyn/A 25936-2025 tillsynsbegäran.docx
@@ -218,7 +218,7 @@
     <w:r>
       <w:tab/>
       <w:tab/>
-      <w:t>2025-12-07</w:t>
+      <w:t>2025-12-08</w:t>
       <w:br/>
       <w:br/>
     </w:r>

--- a/tillsyn/A 25936-2025 tillsynsbegäran.docx
+++ b/tillsyn/A 25936-2025 tillsynsbegäran.docx
@@ -218,7 +218,7 @@
     <w:r>
       <w:tab/>
       <w:tab/>
-      <w:t>2025-12-08</w:t>
+      <w:t>2025-12-09</w:t>
       <w:br/>
       <w:br/>
     </w:r>

--- a/tillsyn/A 25936-2025 tillsynsbegäran.docx
+++ b/tillsyn/A 25936-2025 tillsynsbegäran.docx
@@ -218,7 +218,7 @@
     <w:r>
       <w:tab/>
       <w:tab/>
-      <w:t>2025-12-09</w:t>
+      <w:t>2025-12-10</w:t>
       <w:br/>
       <w:br/>
     </w:r>

--- a/tillsyn/A 25936-2025 tillsynsbegäran.docx
+++ b/tillsyn/A 25936-2025 tillsynsbegäran.docx
@@ -218,7 +218,7 @@
     <w:r>
       <w:tab/>
       <w:tab/>
-      <w:t>2025-12-10</w:t>
+      <w:t>2025-12-11</w:t>
       <w:br/>
       <w:br/>
     </w:r>

--- a/tillsyn/A 25936-2025 tillsynsbegäran.docx
+++ b/tillsyn/A 25936-2025 tillsynsbegäran.docx
@@ -218,7 +218,7 @@
     <w:r>
       <w:tab/>
       <w:tab/>
-      <w:t>2025-12-11</w:t>
+      <w:t>2025-12-12</w:t>
       <w:br/>
       <w:br/>
     </w:r>

--- a/tillsyn/A 25936-2025 tillsynsbegäran.docx
+++ b/tillsyn/A 25936-2025 tillsynsbegäran.docx
@@ -218,7 +218,7 @@
     <w:r>
       <w:tab/>
       <w:tab/>
-      <w:t>2025-12-12</w:t>
+      <w:t>2025-12-13</w:t>
       <w:br/>
       <w:br/>
     </w:r>

--- a/tillsyn/A 25936-2025 tillsynsbegäran.docx
+++ b/tillsyn/A 25936-2025 tillsynsbegäran.docx
@@ -218,7 +218,7 @@
     <w:r>
       <w:tab/>
       <w:tab/>
-      <w:t>2025-12-19</w:t>
+      <w:t>2025-12-20</w:t>
       <w:br/>
       <w:br/>
     </w:r>

--- a/tillsyn/A 25936-2025 tillsynsbegäran.docx
+++ b/tillsyn/A 25936-2025 tillsynsbegäran.docx
@@ -218,7 +218,7 @@
     <w:r>
       <w:tab/>
       <w:tab/>
-      <w:t>2025-12-20</w:t>
+      <w:t>2025-12-21</w:t>
       <w:br/>
       <w:br/>
     </w:r>

--- a/tillsyn/A 25936-2025 tillsynsbegäran.docx
+++ b/tillsyn/A 25936-2025 tillsynsbegäran.docx
@@ -218,7 +218,7 @@
     <w:r>
       <w:tab/>
       <w:tab/>
-      <w:t>2025-12-21</w:t>
+      <w:t>2025-12-22</w:t>
       <w:br/>
       <w:br/>
     </w:r>

--- a/tillsyn/A 25936-2025 tillsynsbegäran.docx
+++ b/tillsyn/A 25936-2025 tillsynsbegäran.docx
@@ -218,7 +218,7 @@
     <w:r>
       <w:tab/>
       <w:tab/>
-      <w:t>2025-12-22</w:t>
+      <w:t>2025-12-26</w:t>
       <w:br/>
       <w:br/>
     </w:r>

--- a/tillsyn/A 25936-2025 tillsynsbegäran.docx
+++ b/tillsyn/A 25936-2025 tillsynsbegäran.docx
@@ -218,7 +218,7 @@
     <w:r>
       <w:tab/>
       <w:tab/>
-      <w:t>2026-01-03</w:t>
+      <w:t>2026-01-04</w:t>
       <w:br/>
       <w:br/>
     </w:r>

--- a/tillsyn/A 25936-2025 tillsynsbegäran.docx
+++ b/tillsyn/A 25936-2025 tillsynsbegäran.docx
@@ -218,7 +218,7 @@
     <w:r>
       <w:tab/>
       <w:tab/>
-      <w:t>2026-01-07</w:t>
+      <w:t>2026-01-08</w:t>
       <w:br/>
       <w:br/>
     </w:r>

--- a/tillsyn/A 25936-2025 tillsynsbegäran.docx
+++ b/tillsyn/A 25936-2025 tillsynsbegäran.docx
@@ -218,7 +218,7 @@
     <w:r>
       <w:tab/>
       <w:tab/>
-      <w:t>2026-01-08</w:t>
+      <w:t>2026-01-09</w:t>
       <w:br/>
       <w:br/>
     </w:r>

--- a/tillsyn/A 25936-2025 tillsynsbegäran.docx
+++ b/tillsyn/A 25936-2025 tillsynsbegäran.docx
@@ -218,7 +218,7 @@
     <w:r>
       <w:tab/>
       <w:tab/>
-      <w:t>2026-01-09</w:t>
+      <w:t>2026-01-10</w:t>
       <w:br/>
       <w:br/>
     </w:r>

--- a/tillsyn/A 25936-2025 tillsynsbegäran.docx
+++ b/tillsyn/A 25936-2025 tillsynsbegäran.docx
@@ -218,7 +218,7 @@
     <w:r>
       <w:tab/>
       <w:tab/>
-      <w:t>2026-01-10</w:t>
+      <w:t>2026-01-11</w:t>
       <w:br/>
       <w:br/>
     </w:r>

--- a/tillsyn/A 25936-2025 tillsynsbegäran.docx
+++ b/tillsyn/A 25936-2025 tillsynsbegäran.docx
@@ -218,7 +218,7 @@
     <w:r>
       <w:tab/>
       <w:tab/>
-      <w:t>2026-01-11</w:t>
+      <w:t>2026-01-12</w:t>
       <w:br/>
       <w:br/>
     </w:r>

--- a/tillsyn/A 25936-2025 tillsynsbegäran.docx
+++ b/tillsyn/A 25936-2025 tillsynsbegäran.docx
@@ -218,7 +218,7 @@
     <w:r>
       <w:tab/>
       <w:tab/>
-      <w:t>2026-01-12</w:t>
+      <w:t>2026-01-13</w:t>
       <w:br/>
       <w:br/>
     </w:r>

--- a/tillsyn/A 25936-2025 tillsynsbegäran.docx
+++ b/tillsyn/A 25936-2025 tillsynsbegäran.docx
@@ -218,7 +218,7 @@
     <w:r>
       <w:tab/>
       <w:tab/>
-      <w:t>2026-01-13</w:t>
+      <w:t>2026-01-14</w:t>
       <w:br/>
       <w:br/>
     </w:r>

--- a/tillsyn/A 25936-2025 tillsynsbegäran.docx
+++ b/tillsyn/A 25936-2025 tillsynsbegäran.docx
@@ -218,7 +218,7 @@
     <w:r>
       <w:tab/>
       <w:tab/>
-      <w:t>2026-01-14</w:t>
+      <w:t>2026-01-15</w:t>
       <w:br/>
       <w:br/>
     </w:r>

--- a/tillsyn/A 25936-2025 tillsynsbegäran.docx
+++ b/tillsyn/A 25936-2025 tillsynsbegäran.docx
@@ -218,7 +218,7 @@
     <w:r>
       <w:tab/>
       <w:tab/>
-      <w:t>2026-01-15</w:t>
+      <w:t>2026-01-16</w:t>
       <w:br/>
       <w:br/>
     </w:r>

--- a/tillsyn/A 25936-2025 tillsynsbegäran.docx
+++ b/tillsyn/A 25936-2025 tillsynsbegäran.docx
@@ -218,7 +218,7 @@
     <w:r>
       <w:tab/>
       <w:tab/>
-      <w:t>2026-01-16</w:t>
+      <w:t>2026-01-17</w:t>
       <w:br/>
       <w:br/>
     </w:r>

--- a/tillsyn/A 25936-2025 tillsynsbegäran.docx
+++ b/tillsyn/A 25936-2025 tillsynsbegäran.docx
@@ -218,7 +218,7 @@
     <w:r>
       <w:tab/>
       <w:tab/>
-      <w:t>2026-01-17</w:t>
+      <w:t>2026-01-18</w:t>
       <w:br/>
       <w:br/>
     </w:r>

--- a/tillsyn/A 25936-2025 tillsynsbegäran.docx
+++ b/tillsyn/A 25936-2025 tillsynsbegäran.docx
@@ -218,7 +218,7 @@
     <w:r>
       <w:tab/>
       <w:tab/>
-      <w:t>2026-01-18</w:t>
+      <w:t>2026-01-19</w:t>
       <w:br/>
       <w:br/>
     </w:r>

--- a/tillsyn/A 25936-2025 tillsynsbegäran.docx
+++ b/tillsyn/A 25936-2025 tillsynsbegäran.docx
@@ -218,7 +218,7 @@
     <w:r>
       <w:tab/>
       <w:tab/>
-      <w:t>2026-01-19</w:t>
+      <w:t>2026-01-20</w:t>
       <w:br/>
       <w:br/>
     </w:r>

--- a/tillsyn/A 25936-2025 tillsynsbegäran.docx
+++ b/tillsyn/A 25936-2025 tillsynsbegäran.docx
@@ -218,7 +218,7 @@
     <w:r>
       <w:tab/>
       <w:tab/>
-      <w:t>2026-01-20</w:t>
+      <w:t>2026-01-21</w:t>
       <w:br/>
       <w:br/>
     </w:r>

--- a/tillsyn/A 25936-2025 tillsynsbegäran.docx
+++ b/tillsyn/A 25936-2025 tillsynsbegäran.docx
@@ -218,7 +218,7 @@
     <w:r>
       <w:tab/>
       <w:tab/>
-      <w:t>2026-01-21</w:t>
+      <w:t>2026-01-23</w:t>
       <w:br/>
       <w:br/>
     </w:r>

--- a/tillsyn/A 25936-2025 tillsynsbegäran.docx
+++ b/tillsyn/A 25936-2025 tillsynsbegäran.docx
@@ -218,7 +218,7 @@
     <w:r>
       <w:tab/>
       <w:tab/>
-      <w:t>2026-01-23</w:t>
+      <w:t>2026-01-24</w:t>
       <w:br/>
       <w:br/>
     </w:r>

--- a/tillsyn/A 25936-2025 tillsynsbegäran.docx
+++ b/tillsyn/A 25936-2025 tillsynsbegäran.docx
@@ -218,7 +218,7 @@
     <w:r>
       <w:tab/>
       <w:tab/>
-      <w:t>2026-01-24</w:t>
+      <w:t>2026-01-25</w:t>
       <w:br/>
       <w:br/>
     </w:r>

--- a/tillsyn/A 25936-2025 tillsynsbegäran.docx
+++ b/tillsyn/A 25936-2025 tillsynsbegäran.docx
@@ -218,7 +218,7 @@
     <w:r>
       <w:tab/>
       <w:tab/>
-      <w:t>2026-01-25</w:t>
+      <w:t>2026-01-26</w:t>
       <w:br/>
       <w:br/>
     </w:r>

--- a/tillsyn/A 25936-2025 tillsynsbegäran.docx
+++ b/tillsyn/A 25936-2025 tillsynsbegäran.docx
@@ -218,7 +218,7 @@
     <w:r>
       <w:tab/>
       <w:tab/>
-      <w:t>2026-01-26</w:t>
+      <w:t>2026-01-27</w:t>
       <w:br/>
       <w:br/>
     </w:r>

--- a/tillsyn/A 25936-2025 tillsynsbegäran.docx
+++ b/tillsyn/A 25936-2025 tillsynsbegäran.docx
@@ -218,7 +218,7 @@
     <w:r>
       <w:tab/>
       <w:tab/>
-      <w:t>2026-01-27</w:t>
+      <w:t>2026-01-28</w:t>
       <w:br/>
       <w:br/>
     </w:r>

--- a/tillsyn/A 25936-2025 tillsynsbegäran.docx
+++ b/tillsyn/A 25936-2025 tillsynsbegäran.docx
@@ -90,6 +90,26 @@
         <w:t>Figur 1. Fyndplatser för naturvårdsarter i det avverkningsanmälda området (röd linje). Markörer utan svart kant är placerade på fyndplatsen. Markörer med svart kant är placerade vid sidan av fyndplatsen och har ett svart streck som visar fyndplatsens exakta position. Kartans mittpunktskoordinat är N 6482041, E 429303 i SWEREF 99 TM.</w:t>
       </w:r>
     </w:p>
+    <w:p>
+      <w:r>
+        <w:rPr>
+          <w:b/>
+        </w:rPr>
+        <w:t xml:space="preserve">Blodticka </w:t>
+      </w:r>
+      <w:r>
+        <w:t xml:space="preserve">är i norra Sverige främst knuten till grova granlågor i urskogsartad barrskog, men förekommer ibland även på klenare granar i anslutning till bäckar och sumpskogar. Den är en bra indikator på granskogar med höga naturvärden och oftast förekommer den tillsammans med ett stort antal ovanliga och rödlistade arter. I södra Sverige växer den framför allt på tall och har då ett lägre signalvärde. Blodticka är typisk art för </w:t>
+      </w:r>
+      <w:r>
+        <w:rPr>
+          <w:i/>
+        </w:rPr>
+        <w:t>9030 Landhöjningsskog</w:t>
+      </w:r>
+      <w:r>
+        <w:t xml:space="preserve"> (SLU Artdatabanken, 2025; Nitare &amp; Skogsstyrelsen, 2019).</w:t>
+      </w:r>
+    </w:p>
     <w:sectPr>
       <w:headerReference w:type="even" r:id="rId8"/>
       <w:headerReference w:type="default" r:id="rId9"/>
@@ -218,7 +238,7 @@
     <w:r>
       <w:tab/>
       <w:tab/>
-      <w:t>2026-01-28</w:t>
+      <w:t>2026-01-29</w:t>
       <w:br/>
       <w:br/>
     </w:r>

--- a/tillsyn/A 25936-2025 tillsynsbegäran.docx
+++ b/tillsyn/A 25936-2025 tillsynsbegäran.docx
@@ -238,7 +238,7 @@
     <w:r>
       <w:tab/>
       <w:tab/>
-      <w:t>2026-01-29</w:t>
+      <w:t>2026-01-30</w:t>
       <w:br/>
       <w:br/>
     </w:r>

--- a/tillsyn/A 25936-2025 tillsynsbegäran.docx
+++ b/tillsyn/A 25936-2025 tillsynsbegäran.docx
@@ -238,7 +238,7 @@
     <w:r>
       <w:tab/>
       <w:tab/>
-      <w:t>2026-01-30</w:t>
+      <w:t>2026-01-31</w:t>
       <w:br/>
       <w:br/>
     </w:r>

--- a/tillsyn/A 25936-2025 tillsynsbegäran.docx
+++ b/tillsyn/A 25936-2025 tillsynsbegäran.docx
@@ -238,7 +238,7 @@
     <w:r>
       <w:tab/>
       <w:tab/>
-      <w:t>2026-01-31</w:t>
+      <w:t>2026-02-01</w:t>
       <w:br/>
       <w:br/>
     </w:r>

--- a/tillsyn/A 25936-2025 tillsynsbegäran.docx
+++ b/tillsyn/A 25936-2025 tillsynsbegäran.docx
@@ -238,7 +238,7 @@
     <w:r>
       <w:tab/>
       <w:tab/>
-      <w:t>2026-02-22</w:t>
+      <w:t>2026-02-23</w:t>
       <w:br/>
       <w:br/>
     </w:r>

--- a/tillsyn/A 25936-2025 tillsynsbegäran.docx
+++ b/tillsyn/A 25936-2025 tillsynsbegäran.docx
@@ -238,7 +238,7 @@
     <w:r>
       <w:tab/>
       <w:tab/>
-      <w:t>2026-02-23</w:t>
+      <w:t>2026-02-24</w:t>
       <w:br/>
       <w:br/>
     </w:r>

--- a/tillsyn/A 25936-2025 tillsynsbegäran.docx
+++ b/tillsyn/A 25936-2025 tillsynsbegäran.docx
@@ -238,7 +238,7 @@
     <w:r>
       <w:tab/>
       <w:tab/>
-      <w:t>2026-02-24</w:t>
+      <w:t>2026-02-25</w:t>
       <w:br/>
       <w:br/>
     </w:r>

--- a/tillsyn/A 25936-2025 tillsynsbegäran.docx
+++ b/tillsyn/A 25936-2025 tillsynsbegäran.docx
@@ -238,7 +238,7 @@
     <w:r>
       <w:tab/>
       <w:tab/>
-      <w:t>2026-02-25</w:t>
+      <w:t>2026-02-26</w:t>
       <w:br/>
       <w:br/>
     </w:r>

--- a/tillsyn/A 25936-2025 tillsynsbegäran.docx
+++ b/tillsyn/A 25936-2025 tillsynsbegäran.docx
@@ -238,7 +238,7 @@
     <w:r>
       <w:tab/>
       <w:tab/>
-      <w:t>2026-02-26</w:t>
+      <w:t>2026-02-28</w:t>
       <w:br/>
       <w:br/>
     </w:r>

--- a/tillsyn/A 25936-2025 tillsynsbegäran.docx
+++ b/tillsyn/A 25936-2025 tillsynsbegäran.docx
@@ -238,7 +238,7 @@
     <w:r>
       <w:tab/>
       <w:tab/>
-      <w:t>2026-02-28</w:t>
+      <w:t>2026-03-01</w:t>
       <w:br/>
       <w:br/>
     </w:r>

--- a/tillsyn/A 25936-2025 tillsynsbegäran.docx
+++ b/tillsyn/A 25936-2025 tillsynsbegäran.docx
@@ -238,7 +238,7 @@
     <w:r>
       <w:tab/>
       <w:tab/>
-      <w:t>2026-03-01</w:t>
+      <w:t>2026-03-02</w:t>
       <w:br/>
       <w:br/>
     </w:r>

--- a/tillsyn/A 25936-2025 tillsynsbegäran.docx
+++ b/tillsyn/A 25936-2025 tillsynsbegäran.docx
@@ -238,7 +238,7 @@
     <w:r>
       <w:tab/>
       <w:tab/>
-      <w:t>2026-03-02</w:t>
+      <w:t>2026-03-03</w:t>
       <w:br/>
       <w:br/>
     </w:r>

--- a/tillsyn/A 25936-2025 tillsynsbegäran.docx
+++ b/tillsyn/A 25936-2025 tillsynsbegäran.docx
@@ -238,7 +238,7 @@
     <w:r>
       <w:tab/>
       <w:tab/>
-      <w:t>2026-03-03</w:t>
+      <w:t>2026-03-04</w:t>
       <w:br/>
       <w:br/>
     </w:r>

--- a/tillsyn/A 25936-2025 tillsynsbegäran.docx
+++ b/tillsyn/A 25936-2025 tillsynsbegäran.docx
@@ -238,7 +238,7 @@
     <w:r>
       <w:tab/>
       <w:tab/>
-      <w:t>2026-03-04</w:t>
+      <w:t>2026-03-05</w:t>
       <w:br/>
       <w:br/>
     </w:r>

--- a/tillsyn/A 25936-2025 tillsynsbegäran.docx
+++ b/tillsyn/A 25936-2025 tillsynsbegäran.docx
@@ -238,7 +238,7 @@
     <w:r>
       <w:tab/>
       <w:tab/>
-      <w:t>2026-03-05</w:t>
+      <w:t>2026-03-06</w:t>
       <w:br/>
       <w:br/>
     </w:r>

--- a/tillsyn/A 25936-2025 tillsynsbegäran.docx
+++ b/tillsyn/A 25936-2025 tillsynsbegäran.docx
@@ -238,7 +238,7 @@
     <w:r>
       <w:tab/>
       <w:tab/>
-      <w:t>2026-03-06</w:t>
+      <w:t>2026-03-07</w:t>
       <w:br/>
       <w:br/>
     </w:r>

--- a/tillsyn/A 25936-2025 tillsynsbegäran.docx
+++ b/tillsyn/A 25936-2025 tillsynsbegäran.docx
@@ -238,7 +238,7 @@
     <w:r>
       <w:tab/>
       <w:tab/>
-      <w:t>2026-03-07</w:t>
+      <w:t>2026-03-08</w:t>
       <w:br/>
       <w:br/>
     </w:r>

--- a/tillsyn/A 25936-2025 tillsynsbegäran.docx
+++ b/tillsyn/A 25936-2025 tillsynsbegäran.docx
@@ -238,7 +238,7 @@
     <w:r>
       <w:tab/>
       <w:tab/>
-      <w:t>2026-03-08</w:t>
+      <w:t>2026-03-09</w:t>
       <w:br/>
       <w:br/>
     </w:r>

--- a/tillsyn/A 25936-2025 tillsynsbegäran.docx
+++ b/tillsyn/A 25936-2025 tillsynsbegäran.docx
@@ -238,7 +238,7 @@
     <w:r>
       <w:tab/>
       <w:tab/>
-      <w:t>2026-03-09</w:t>
+      <w:t>2026-03-10</w:t>
       <w:br/>
       <w:br/>
     </w:r>

--- a/tillsyn/A 25936-2025 tillsynsbegäran.docx
+++ b/tillsyn/A 25936-2025 tillsynsbegäran.docx
@@ -238,7 +238,7 @@
     <w:r>
       <w:tab/>
       <w:tab/>
-      <w:t>2026-03-10</w:t>
+      <w:t>2026-03-11</w:t>
       <w:br/>
       <w:br/>
     </w:r>

--- a/tillsyn/A 25936-2025 tillsynsbegäran.docx
+++ b/tillsyn/A 25936-2025 tillsynsbegäran.docx
@@ -238,7 +238,7 @@
     <w:r>
       <w:tab/>
       <w:tab/>
-      <w:t>2026-03-11</w:t>
+      <w:t>2026-03-12</w:t>
       <w:br/>
       <w:br/>
     </w:r>

--- a/tillsyn/A 25936-2025 tillsynsbegäran.docx
+++ b/tillsyn/A 25936-2025 tillsynsbegäran.docx
@@ -238,7 +238,7 @@
     <w:r>
       <w:tab/>
       <w:tab/>
-      <w:t>2026-03-12</w:t>
+      <w:t>2026-03-13</w:t>
       <w:br/>
       <w:br/>
     </w:r>

--- a/tillsyn/A 25936-2025 tillsynsbegäran.docx
+++ b/tillsyn/A 25936-2025 tillsynsbegäran.docx
@@ -238,7 +238,7 @@
     <w:r>
       <w:tab/>
       <w:tab/>
-      <w:t>2026-04-14</w:t>
+      <w:t>2026-04-15</w:t>
       <w:br/>
       <w:br/>
     </w:r>

--- a/tillsyn/A 25936-2025 tillsynsbegäran.docx
+++ b/tillsyn/A 25936-2025 tillsynsbegäran.docx
@@ -238,7 +238,7 @@
     <w:r>
       <w:tab/>
       <w:tab/>
-      <w:t>2026-04-15</w:t>
+      <w:t>2026-04-16</w:t>
       <w:br/>
       <w:br/>
     </w:r>

--- a/tillsyn/A 25936-2025 tillsynsbegäran.docx
+++ b/tillsyn/A 25936-2025 tillsynsbegäran.docx
@@ -238,7 +238,7 @@
     <w:r>
       <w:tab/>
       <w:tab/>
-      <w:t>2026-04-16</w:t>
+      <w:t>2026-04-17</w:t>
       <w:br/>
       <w:br/>
     </w:r>

--- a/tillsyn/A 25936-2025 tillsynsbegäran.docx
+++ b/tillsyn/A 25936-2025 tillsynsbegäran.docx
@@ -238,7 +238,7 @@
     <w:r>
       <w:tab/>
       <w:tab/>
-      <w:t>2026-04-17</w:t>
+      <w:t>2026-04-18</w:t>
       <w:br/>
       <w:br/>
     </w:r>

--- a/tillsyn/A 25936-2025 tillsynsbegäran.docx
+++ b/tillsyn/A 25936-2025 tillsynsbegäran.docx
@@ -238,7 +238,7 @@
     <w:r>
       <w:tab/>
       <w:tab/>
-      <w:t>2026-04-18</w:t>
+      <w:t>2026-04-19</w:t>
       <w:br/>
       <w:br/>
     </w:r>

--- a/tillsyn/A 25936-2025 tillsynsbegäran.docx
+++ b/tillsyn/A 25936-2025 tillsynsbegäran.docx
@@ -238,7 +238,7 @@
     <w:r>
       <w:tab/>
       <w:tab/>
-      <w:t>2026-04-19</w:t>
+      <w:t>2026-04-20</w:t>
       <w:br/>
       <w:br/>
     </w:r>

--- a/tillsyn/A 25936-2025 tillsynsbegäran.docx
+++ b/tillsyn/A 25936-2025 tillsynsbegäran.docx
@@ -238,7 +238,7 @@
     <w:r>
       <w:tab/>
       <w:tab/>
-      <w:t>2026-04-20</w:t>
+      <w:t>2026-04-21</w:t>
       <w:br/>
       <w:br/>
     </w:r>

--- a/tillsyn/A 25936-2025 tillsynsbegäran.docx
+++ b/tillsyn/A 25936-2025 tillsynsbegäran.docx
@@ -238,7 +238,7 @@
     <w:r>
       <w:tab/>
       <w:tab/>
-      <w:t>2026-04-21</w:t>
+      <w:t>2026-04-22</w:t>
       <w:br/>
       <w:br/>
     </w:r>

--- a/tillsyn/A 25936-2025 tillsynsbegäran.docx
+++ b/tillsyn/A 25936-2025 tillsynsbegäran.docx
@@ -238,7 +238,7 @@
     <w:r>
       <w:tab/>
       <w:tab/>
-      <w:t>2026-04-22</w:t>
+      <w:t>2026-04-23</w:t>
       <w:br/>
       <w:br/>
     </w:r>

--- a/tillsyn/A 25936-2025 tillsynsbegäran.docx
+++ b/tillsyn/A 25936-2025 tillsynsbegäran.docx
@@ -238,7 +238,7 @@
     <w:r>
       <w:tab/>
       <w:tab/>
-      <w:t>2026-04-23</w:t>
+      <w:t>2026-04-24</w:t>
       <w:br/>
       <w:br/>
     </w:r>

--- a/tillsyn/A 25936-2025 tillsynsbegäran.docx
+++ b/tillsyn/A 25936-2025 tillsynsbegäran.docx
@@ -238,7 +238,7 @@
     <w:r>
       <w:tab/>
       <w:tab/>
-      <w:t>2026-04-24</w:t>
+      <w:t>2026-04-25</w:t>
       <w:br/>
       <w:br/>
     </w:r>

--- a/tillsyn/A 25936-2025 tillsynsbegäran.docx
+++ b/tillsyn/A 25936-2025 tillsynsbegäran.docx
@@ -238,7 +238,7 @@
     <w:r>
       <w:tab/>
       <w:tab/>
-      <w:t>2026-04-25</w:t>
+      <w:t>2026-04-26</w:t>
       <w:br/>
       <w:br/>
     </w:r>

--- a/tillsyn/A 25936-2025 tillsynsbegäran.docx
+++ b/tillsyn/A 25936-2025 tillsynsbegäran.docx
@@ -238,7 +238,7 @@
     <w:r>
       <w:tab/>
       <w:tab/>
-      <w:t>2026-04-26</w:t>
+      <w:t>2026-04-27</w:t>
       <w:br/>
       <w:br/>
     </w:r>

--- a/tillsyn/A 25936-2025 tillsynsbegäran.docx
+++ b/tillsyn/A 25936-2025 tillsynsbegäran.docx
@@ -238,7 +238,7 @@
     <w:r>
       <w:tab/>
       <w:tab/>
-      <w:t>2026-04-27</w:t>
+      <w:t>2026-04-28</w:t>
       <w:br/>
       <w:br/>
     </w:r>

--- a/tillsyn/A 25936-2025 tillsynsbegäran.docx
+++ b/tillsyn/A 25936-2025 tillsynsbegäran.docx
@@ -238,7 +238,7 @@
     <w:r>
       <w:tab/>
       <w:tab/>
-      <w:t>2026-04-28</w:t>
+      <w:t>2026-04-29</w:t>
       <w:br/>
       <w:br/>
     </w:r>

--- a/tillsyn/A 25936-2025 tillsynsbegäran.docx
+++ b/tillsyn/A 25936-2025 tillsynsbegäran.docx
@@ -238,7 +238,7 @@
     <w:r>
       <w:tab/>
       <w:tab/>
-      <w:t>2026-04-29</w:t>
+      <w:t>2026-04-30</w:t>
       <w:br/>
       <w:br/>
     </w:r>

--- a/tillsyn/A 25936-2025 tillsynsbegäran.docx
+++ b/tillsyn/A 25936-2025 tillsynsbegäran.docx
@@ -238,7 +238,7 @@
     <w:r>
       <w:tab/>
       <w:tab/>
-      <w:t>2026-04-30</w:t>
+      <w:t>2026-05-01</w:t>
       <w:br/>
       <w:br/>
     </w:r>

--- a/tillsyn/A 25936-2025 tillsynsbegäran.docx
+++ b/tillsyn/A 25936-2025 tillsynsbegäran.docx
@@ -238,7 +238,7 @@
     <w:r>
       <w:tab/>
       <w:tab/>
-      <w:t>2026-05-01</w:t>
+      <w:t>2026-05-02</w:t>
       <w:br/>
       <w:br/>
     </w:r>

--- a/tillsyn/A 25936-2025 tillsynsbegäran.docx
+++ b/tillsyn/A 25936-2025 tillsynsbegäran.docx
@@ -238,7 +238,7 @@
     <w:r>
       <w:tab/>
       <w:tab/>
-      <w:t>2026-05-02</w:t>
+      <w:t>2026-05-03</w:t>
       <w:br/>
       <w:br/>
     </w:r>

--- a/tillsyn/A 25936-2025 tillsynsbegäran.docx
+++ b/tillsyn/A 25936-2025 tillsynsbegäran.docx
@@ -238,7 +238,7 @@
     <w:r>
       <w:tab/>
       <w:tab/>
-      <w:t>2026-05-03</w:t>
+      <w:t>2026-05-04</w:t>
       <w:br/>
       <w:br/>
     </w:r>

--- a/tillsyn/A 25936-2025 tillsynsbegäran.docx
+++ b/tillsyn/A 25936-2025 tillsynsbegäran.docx
@@ -238,7 +238,7 @@
     <w:r>
       <w:tab/>
       <w:tab/>
-      <w:t>2026-05-04</w:t>
+      <w:t>2026-05-05</w:t>
       <w:br/>
       <w:br/>
     </w:r>

--- a/tillsyn/A 25936-2025 tillsynsbegäran.docx
+++ b/tillsyn/A 25936-2025 tillsynsbegäran.docx
@@ -238,7 +238,7 @@
     <w:r>
       <w:tab/>
       <w:tab/>
-      <w:t>2026-05-05</w:t>
+      <w:t>2026-05-06</w:t>
       <w:br/>
       <w:br/>
     </w:r>

--- a/tillsyn/A 25936-2025 tillsynsbegäran.docx
+++ b/tillsyn/A 25936-2025 tillsynsbegäran.docx
@@ -238,7 +238,7 @@
     <w:r>
       <w:tab/>
       <w:tab/>
-      <w:t>2026-05-06</w:t>
+      <w:t>2026-05-07</w:t>
       <w:br/>
       <w:br/>
     </w:r>

--- a/tillsyn/A 25936-2025 tillsynsbegäran.docx
+++ b/tillsyn/A 25936-2025 tillsynsbegäran.docx
@@ -238,7 +238,7 @@
     <w:r>
       <w:tab/>
       <w:tab/>
-      <w:t>2026-05-16</w:t>
+      <w:t>2026-05-17</w:t>
       <w:br/>
       <w:br/>
     </w:r>

--- a/tillsyn/A 25936-2025 tillsynsbegäran.docx
+++ b/tillsyn/A 25936-2025 tillsynsbegäran.docx
@@ -238,7 +238,7 @@
     <w:r>
       <w:tab/>
       <w:tab/>
-      <w:t>2026-05-17</w:t>
+      <w:t>2026-05-18</w:t>
       <w:br/>
       <w:br/>
     </w:r>

--- a/tillsyn/A 25936-2025 tillsynsbegäran.docx
+++ b/tillsyn/A 25936-2025 tillsynsbegäran.docx
@@ -238,7 +238,7 @@
     <w:r>
       <w:tab/>
       <w:tab/>
-      <w:t>2026-05-18</w:t>
+      <w:t>2026-05-19</w:t>
       <w:br/>
       <w:br/>
     </w:r>

--- a/tillsyn/A 25936-2025 tillsynsbegäran.docx
+++ b/tillsyn/A 25936-2025 tillsynsbegäran.docx
@@ -238,7 +238,7 @@
     <w:r>
       <w:tab/>
       <w:tab/>
-      <w:t>2026-05-19</w:t>
+      <w:t>2026-05-20</w:t>
       <w:br/>
       <w:br/>
     </w:r>

--- a/tillsyn/A 25936-2025 tillsynsbegäran.docx
+++ b/tillsyn/A 25936-2025 tillsynsbegäran.docx
@@ -238,7 +238,7 @@
     <w:r>
       <w:tab/>
       <w:tab/>
-      <w:t>2026-05-20</w:t>
+      <w:t>2026-05-21</w:t>
       <w:br/>
       <w:br/>
     </w:r>

--- a/tillsyn/A 25936-2025 tillsynsbegäran.docx
+++ b/tillsyn/A 25936-2025 tillsynsbegäran.docx
@@ -238,7 +238,7 @@
     <w:r>
       <w:tab/>
       <w:tab/>
-      <w:t>2026-05-21</w:t>
+      <w:t>2026-05-22</w:t>
       <w:br/>
       <w:br/>
     </w:r>

--- a/tillsyn/A 25936-2025 tillsynsbegäran.docx
+++ b/tillsyn/A 25936-2025 tillsynsbegäran.docx
@@ -238,7 +238,7 @@
     <w:r>
       <w:tab/>
       <w:tab/>
-      <w:t>2026-05-22</w:t>
+      <w:t>2026-05-23</w:t>
       <w:br/>
       <w:br/>
     </w:r>

--- a/tillsyn/A 25936-2025 tillsynsbegäran.docx
+++ b/tillsyn/A 25936-2025 tillsynsbegäran.docx
@@ -238,7 +238,7 @@
     <w:r>
       <w:tab/>
       <w:tab/>
-      <w:t>2026-05-23</w:t>
+      <w:t>2026-05-24</w:t>
       <w:br/>
       <w:br/>
     </w:r>

--- a/tillsyn/A 25936-2025 tillsynsbegäran.docx
+++ b/tillsyn/A 25936-2025 tillsynsbegäran.docx
@@ -238,7 +238,7 @@
     <w:r>
       <w:tab/>
       <w:tab/>
-      <w:t>2026-05-24</w:t>
+      <w:t>2026-05-25</w:t>
       <w:br/>
       <w:br/>
     </w:r>

--- a/tillsyn/A 25936-2025 tillsynsbegäran.docx
+++ b/tillsyn/A 25936-2025 tillsynsbegäran.docx
@@ -238,7 +238,7 @@
     <w:r>
       <w:tab/>
       <w:tab/>
-      <w:t>2026-05-25</w:t>
+      <w:t>2026-05-26</w:t>
       <w:br/>
       <w:br/>
     </w:r>

--- a/tillsyn/A 25936-2025 tillsynsbegäran.docx
+++ b/tillsyn/A 25936-2025 tillsynsbegäran.docx
@@ -238,7 +238,7 @@
     <w:r>
       <w:tab/>
       <w:tab/>
-      <w:t>2026-05-26</w:t>
+      <w:t>2026-05-27</w:t>
       <w:br/>
       <w:br/>
     </w:r>

--- a/tillsyn/A 25936-2025 tillsynsbegäran.docx
+++ b/tillsyn/A 25936-2025 tillsynsbegäran.docx
@@ -238,7 +238,7 @@
     <w:r>
       <w:tab/>
       <w:tab/>
-      <w:t>2026-05-27</w:t>
+      <w:t>2026-05-28</w:t>
       <w:br/>
       <w:br/>
     </w:r>

--- a/tillsyn/A 25936-2025 tillsynsbegäran.docx
+++ b/tillsyn/A 25936-2025 tillsynsbegäran.docx
@@ -238,7 +238,7 @@
     <w:r>
       <w:tab/>
       <w:tab/>
-      <w:t>2026-05-28</w:t>
+      <w:t>2026-05-29</w:t>
       <w:br/>
       <w:br/>
     </w:r>

--- a/tillsyn/A 25936-2025 tillsynsbegäran.docx
+++ b/tillsyn/A 25936-2025 tillsynsbegäran.docx
@@ -238,7 +238,7 @@
     <w:r>
       <w:tab/>
       <w:tab/>
-      <w:t>2026-05-29</w:t>
+      <w:t>2026-05-30</w:t>
       <w:br/>
       <w:br/>
     </w:r>

--- a/tillsyn/A 25936-2025 tillsynsbegäran.docx
+++ b/tillsyn/A 25936-2025 tillsynsbegäran.docx
@@ -238,7 +238,7 @@
     <w:r>
       <w:tab/>
       <w:tab/>
-      <w:t>2026-05-30</w:t>
+      <w:t>2026-05-31</w:t>
       <w:br/>
       <w:br/>
     </w:r>

--- a/tillsyn/A 25936-2025 tillsynsbegäran.docx
+++ b/tillsyn/A 25936-2025 tillsynsbegäran.docx
@@ -238,7 +238,7 @@
     <w:r>
       <w:tab/>
       <w:tab/>
-      <w:t>2026-05-31</w:t>
+      <w:t>2026-06-01</w:t>
       <w:br/>
       <w:br/>
     </w:r>

--- a/tillsyn/A 25936-2025 tillsynsbegäran.docx
+++ b/tillsyn/A 25936-2025 tillsynsbegäran.docx
@@ -238,7 +238,7 @@
     <w:r>
       <w:tab/>
       <w:tab/>
-      <w:t>2026-06-01</w:t>
+      <w:t>2026-06-02</w:t>
       <w:br/>
       <w:br/>
     </w:r>

--- a/tillsyn/A 25936-2025 tillsynsbegäran.docx
+++ b/tillsyn/A 25936-2025 tillsynsbegäran.docx
@@ -238,7 +238,7 @@
     <w:r>
       <w:tab/>
       <w:tab/>
-      <w:t>2026-06-02</w:t>
+      <w:t>2026-06-03</w:t>
       <w:br/>
       <w:br/>
     </w:r>

--- a/tillsyn/A 25936-2025 tillsynsbegäran.docx
+++ b/tillsyn/A 25936-2025 tillsynsbegäran.docx
@@ -238,7 +238,7 @@
     <w:r>
       <w:tab/>
       <w:tab/>
-      <w:t>2026-06-03</w:t>
+      <w:t>2026-06-04</w:t>
       <w:br/>
       <w:br/>
     </w:r>
